--- a/beforever_data/b_p02/Transport_Project_Participant_Information_Sheet.docx
+++ b/beforever_data/b_p02/Transport_Project_Participant_Information_Sheet.docx
@@ -203,7 +203,7 @@
                 <w:rFonts w:eastAsia="Calibri" w:cs="Calibri"/>
                 <w:sz w:val="20"/>
               </w:rPr>
-              <w:t>Mingrong</w:t>
+              <w:t>Mingjie</w:t>
             </w:r>
             <w:proofErr w:type="spellEnd"/>
             <w:r>
@@ -211,7 +211,14 @@
                 <w:rFonts w:eastAsia="Calibri" w:cs="Calibri"/>
                 <w:sz w:val="20"/>
               </w:rPr>
-              <w:t xml:space="preserve"> Xi, </w:t>
+              <w:t xml:space="preserve"> Xi</w:t>
+            </w:r>
+            <w:r>
+              <w:rPr>
+                <w:rFonts w:eastAsia="Calibri" w:cs="Calibri"/>
+                <w:sz w:val="20"/>
+              </w:rPr>
+              <w:t xml:space="preserve">, </w:t>
             </w:r>
             <w:proofErr w:type="spellStart"/>
             <w:r>
